--- a/tfl/tables/T-LB-01.docx
+++ b/tfl/tables/T-LB-01.docx
@@ -26860,7 +26860,7 @@
           <w:szCs w:val="14"/>
           <w:color w:val="C0392B"/>
         </w:rPr>
-        <w:t xml:space="preserve">DRAFT — produced 2026-05-16 — synthetic data, NOT for regulatory submission</w:t>
+        <w:t xml:space="preserve">DRAFT — produced 2026-05-17 — synthetic data, NOT for regulatory submission</w:t>
       </w:r>
     </w:p>
     <w:sectPr>

--- a/tfl/tables/T-LB-01.docx
+++ b/tfl/tables/T-LB-01.docx
@@ -26860,7 +26860,7 @@
           <w:szCs w:val="14"/>
           <w:color w:val="C0392B"/>
         </w:rPr>
-        <w:t xml:space="preserve">DRAFT — produced 2026-05-17 — synthetic data, NOT for regulatory submission</w:t>
+        <w:t xml:space="preserve">DRAFT — produced 2026-06-05 — synthetic data, NOT for regulatory submission</w:t>
       </w:r>
     </w:p>
     <w:sectPr>

--- a/tfl/tables/T-LB-01.docx
+++ b/tfl/tables/T-LB-01.docx
@@ -1220,6 +1220,856 @@
                 <w:color w:val="000000"/>
               </w:rPr>
               <w:t xml:space="preserve">29 (13.2)</w:t>
+            </w:r>
+          </w:p>
+        </w:tc>
+      </w:tr>
+      <w:tr>
+        <w:trPr>
+          <w:trHeight w:val="360" w:hRule="auto"/>
+        </w:trPr>
+        <w:tc>
+          <w:tcPr>
+            <w:tcBorders>
+              <w:bottom w:val="single" w:sz="3" w:space="0" w:color="CCCCCC"/>
+              <w:top w:val="single" w:sz="3" w:space="0" w:color="CCCCCC"/>
+              <w:left w:val="single" w:sz="8" w:space="0" w:color="666666"/>
+              <w:right w:val="single" w:sz="3" w:space="0" w:color="CCCCCC"/>
+            </w:tcBorders>
+            <w:shd w:val="clear" w:color="auto" w:fill="F2F2F2"/>
+            <w:tcMar>
+              <w:top w:w="0" w:type="dxa"/>
+              <w:bottom w:w="0" w:type="dxa"/>
+              <w:left w:w="0" w:type="dxa"/>
+              <w:right w:w="0" w:type="dxa"/>
+            </w:tcMar>
+            <w:vAlign w:val="center"/>
+          </w:tcPr>
+          <w:p>
+            <w:pPr>
+              <w:pStyle w:val="Normal"/>
+              <w:jc w:val="left"/>
+              <w:pBdr>
+                <w:bottom w:val="none" w:sz="0" w:space="0" w:color="000000"/>
+                <w:top w:val="none" w:sz="0" w:space="0" w:color="000000"/>
+                <w:left w:val="none" w:sz="0" w:space="0" w:color="000000"/>
+                <w:right w:val="none" w:sz="0" w:space="0" w:color="000000"/>
+              </w:pBdr>
+              <w:spacing w:after="40" w:before="40" w:line="240"/>
+              <w:ind w:left="100" w:right="100" w:firstLine="0" w:firstLineChars="0"/>
+              <w:rPr>
+                <w:rFonts w:ascii="Arial" w:hAnsi="Arial" w:eastAsia="Arial" w:cs="Arial"/>
+                <w:i w:val="false"/>
+                <w:b w:val="true"/>
+                <w:u w:val="none"/>
+                <w:strike w:val="false"/>
+                <w:sz w:val="18"/>
+                <w:szCs w:val="18"/>
+                <w:color w:val="1F3864"/>
+              </w:rPr>
+            </w:pPr>
+            <w:r>
+              <w:rPr>
+                <w:rFonts w:ascii="Arial" w:hAnsi="Arial" w:eastAsia="Arial" w:cs="Arial"/>
+                <w:i w:val="false"/>
+                <w:b w:val="true"/>
+                <w:u w:val="none"/>
+                <w:strike w:val="false"/>
+                <w:sz w:val="18"/>
+                <w:szCs w:val="18"/>
+                <w:color w:val="1F3864"/>
+              </w:rPr>
+              <w:t xml:space="preserve">Alkaline Phosphatase (n with baseline + post-baseline)</w:t>
+            </w:r>
+          </w:p>
+        </w:tc>
+        <w:tc>
+          <w:tcPr>
+            <w:tcBorders>
+              <w:bottom w:val="single" w:sz="3" w:space="0" w:color="CCCCCC"/>
+              <w:top w:val="single" w:sz="3" w:space="0" w:color="CCCCCC"/>
+              <w:left w:val="single" w:sz="3" w:space="0" w:color="CCCCCC"/>
+              <w:right w:val="single" w:sz="3" w:space="0" w:color="CCCCCC"/>
+            </w:tcBorders>
+            <w:shd w:val="clear" w:color="auto" w:fill="F2F2F2"/>
+            <w:tcMar>
+              <w:top w:w="0" w:type="dxa"/>
+              <w:bottom w:w="0" w:type="dxa"/>
+              <w:left w:w="0" w:type="dxa"/>
+              <w:right w:w="0" w:type="dxa"/>
+            </w:tcMar>
+            <w:vAlign w:val="center"/>
+          </w:tcPr>
+          <w:p>
+            <w:pPr>
+              <w:pStyle w:val="Normal"/>
+              <w:jc w:val="center"/>
+              <w:pBdr>
+                <w:bottom w:val="none" w:sz="0" w:space="0" w:color="000000"/>
+                <w:top w:val="none" w:sz="0" w:space="0" w:color="000000"/>
+                <w:left w:val="none" w:sz="0" w:space="0" w:color="000000"/>
+                <w:right w:val="none" w:sz="0" w:space="0" w:color="000000"/>
+              </w:pBdr>
+              <w:spacing w:after="40" w:before="40" w:line="240"/>
+              <w:ind w:left="100" w:right="100" w:firstLine="0" w:firstLineChars="0"/>
+              <w:rPr>
+                <w:rFonts w:ascii="Arial" w:hAnsi="Arial" w:eastAsia="Arial" w:cs="Arial"/>
+                <w:i w:val="false"/>
+                <w:b w:val="true"/>
+                <w:u w:val="none"/>
+                <w:strike w:val="false"/>
+                <w:sz w:val="18"/>
+                <w:szCs w:val="18"/>
+                <w:color w:val="000000"/>
+              </w:rPr>
+            </w:pPr>
+            <w:r>
+              <w:rPr>
+                <w:rFonts w:ascii="Arial" w:hAnsi="Arial" w:eastAsia="Arial" w:cs="Arial"/>
+                <w:i w:val="false"/>
+                <w:b w:val="true"/>
+                <w:u w:val="none"/>
+                <w:strike w:val="false"/>
+                <w:sz w:val="18"/>
+                <w:szCs w:val="18"/>
+                <w:color w:val="000000"/>
+              </w:rPr>
+              <w:t xml:space="preserve">225 (100.0)</w:t>
+            </w:r>
+          </w:p>
+        </w:tc>
+        <w:tc>
+          <w:tcPr>
+            <w:tcBorders>
+              <w:bottom w:val="single" w:sz="3" w:space="0" w:color="CCCCCC"/>
+              <w:top w:val="single" w:sz="3" w:space="0" w:color="CCCCCC"/>
+              <w:left w:val="single" w:sz="3" w:space="0" w:color="CCCCCC"/>
+              <w:right w:val="single" w:sz="8" w:space="0" w:color="666666"/>
+            </w:tcBorders>
+            <w:shd w:val="clear" w:color="auto" w:fill="F2F2F2"/>
+            <w:tcMar>
+              <w:top w:w="0" w:type="dxa"/>
+              <w:bottom w:w="0" w:type="dxa"/>
+              <w:left w:w="0" w:type="dxa"/>
+              <w:right w:w="0" w:type="dxa"/>
+            </w:tcMar>
+            <w:vAlign w:val="center"/>
+          </w:tcPr>
+          <w:p>
+            <w:pPr>
+              <w:pStyle w:val="Normal"/>
+              <w:jc w:val="center"/>
+              <w:pBdr>
+                <w:bottom w:val="none" w:sz="0" w:space="0" w:color="000000"/>
+                <w:top w:val="none" w:sz="0" w:space="0" w:color="000000"/>
+                <w:left w:val="none" w:sz="0" w:space="0" w:color="000000"/>
+                <w:right w:val="none" w:sz="0" w:space="0" w:color="000000"/>
+              </w:pBdr>
+              <w:spacing w:after="40" w:before="40" w:line="240"/>
+              <w:ind w:left="100" w:right="100" w:firstLine="0" w:firstLineChars="0"/>
+              <w:rPr>
+                <w:rFonts w:ascii="Arial" w:hAnsi="Arial" w:eastAsia="Arial" w:cs="Arial"/>
+                <w:i w:val="false"/>
+                <w:b w:val="true"/>
+                <w:u w:val="none"/>
+                <w:strike w:val="false"/>
+                <w:sz w:val="18"/>
+                <w:szCs w:val="18"/>
+                <w:color w:val="000000"/>
+              </w:rPr>
+            </w:pPr>
+            <w:r>
+              <w:rPr>
+                <w:rFonts w:ascii="Arial" w:hAnsi="Arial" w:eastAsia="Arial" w:cs="Arial"/>
+                <w:i w:val="false"/>
+                <w:b w:val="true"/>
+                <w:u w:val="none"/>
+                <w:strike w:val="false"/>
+                <w:sz w:val="18"/>
+                <w:szCs w:val="18"/>
+                <w:color w:val="000000"/>
+              </w:rPr>
+              <w:t xml:space="preserve">224 (100.0)</w:t>
+            </w:r>
+          </w:p>
+        </w:tc>
+      </w:tr>
+      <w:tr>
+        <w:trPr>
+          <w:trHeight w:val="360" w:hRule="auto"/>
+        </w:trPr>
+        <w:tc>
+          <w:tcPr>
+            <w:tcBorders>
+              <w:bottom w:val="single" w:sz="3" w:space="0" w:color="CCCCCC"/>
+              <w:top w:val="single" w:sz="3" w:space="0" w:color="CCCCCC"/>
+              <w:left w:val="single" w:sz="8" w:space="0" w:color="666666"/>
+              <w:right w:val="single" w:sz="3" w:space="0" w:color="CCCCCC"/>
+            </w:tcBorders>
+            <w:shd w:val="clear" w:color="auto" w:fill="FFFFFF"/>
+            <w:tcMar>
+              <w:top w:w="0" w:type="dxa"/>
+              <w:bottom w:w="0" w:type="dxa"/>
+              <w:left w:w="0" w:type="dxa"/>
+              <w:right w:w="0" w:type="dxa"/>
+            </w:tcMar>
+            <w:vAlign w:val="center"/>
+          </w:tcPr>
+          <w:p>
+            <w:pPr>
+              <w:pStyle w:val="Normal"/>
+              <w:jc w:val="left"/>
+              <w:pBdr>
+                <w:bottom w:val="none" w:sz="0" w:space="0" w:color="000000"/>
+                <w:top w:val="none" w:sz="0" w:space="0" w:color="000000"/>
+                <w:left w:val="none" w:sz="0" w:space="0" w:color="000000"/>
+                <w:right w:val="none" w:sz="0" w:space="0" w:color="000000"/>
+              </w:pBdr>
+              <w:spacing w:after="40" w:before="40" w:line="240"/>
+              <w:ind w:left="300" w:right="100" w:firstLine="0" w:firstLineChars="0"/>
+              <w:rPr>
+                <w:rFonts w:ascii="Arial" w:hAnsi="Arial" w:eastAsia="Arial" w:cs="Arial"/>
+                <w:i w:val="false"/>
+                <w:b w:val="false"/>
+                <w:u w:val="none"/>
+                <w:strike w:val="false"/>
+                <w:sz w:val="18"/>
+                <w:szCs w:val="18"/>
+                <w:color w:val="000000"/>
+              </w:rPr>
+            </w:pPr>
+            <w:r>
+              <w:rPr>
+                <w:rFonts w:ascii="Arial" w:hAnsi="Arial" w:eastAsia="Arial" w:cs="Arial"/>
+                <w:i w:val="false"/>
+                <w:b w:val="false"/>
+                <w:u w:val="none"/>
+                <w:strike w:val="false"/>
+                <w:sz w:val="18"/>
+                <w:szCs w:val="18"/>
+                <w:color w:val="000000"/>
+              </w:rPr>
+              <w:t xml:space="preserve">  NORMAL → NORMAL</w:t>
+            </w:r>
+          </w:p>
+        </w:tc>
+        <w:tc>
+          <w:tcPr>
+            <w:tcBorders>
+              <w:bottom w:val="single" w:sz="3" w:space="0" w:color="CCCCCC"/>
+              <w:top w:val="single" w:sz="3" w:space="0" w:color="CCCCCC"/>
+              <w:left w:val="single" w:sz="3" w:space="0" w:color="CCCCCC"/>
+              <w:right w:val="single" w:sz="3" w:space="0" w:color="CCCCCC"/>
+            </w:tcBorders>
+            <w:shd w:val="clear" w:color="auto" w:fill="FFFFFF"/>
+            <w:tcMar>
+              <w:top w:w="0" w:type="dxa"/>
+              <w:bottom w:w="0" w:type="dxa"/>
+              <w:left w:w="0" w:type="dxa"/>
+              <w:right w:w="0" w:type="dxa"/>
+            </w:tcMar>
+            <w:vAlign w:val="center"/>
+          </w:tcPr>
+          <w:p>
+            <w:pPr>
+              <w:pStyle w:val="Normal"/>
+              <w:jc w:val="center"/>
+              <w:pBdr>
+                <w:bottom w:val="none" w:sz="0" w:space="0" w:color="000000"/>
+                <w:top w:val="none" w:sz="0" w:space="0" w:color="000000"/>
+                <w:left w:val="none" w:sz="0" w:space="0" w:color="000000"/>
+                <w:right w:val="none" w:sz="0" w:space="0" w:color="000000"/>
+              </w:pBdr>
+              <w:spacing w:after="40" w:before="40" w:line="240"/>
+              <w:ind w:left="100" w:right="100" w:firstLine="0" w:firstLineChars="0"/>
+              <w:rPr>
+                <w:rFonts w:ascii="Arial" w:hAnsi="Arial" w:eastAsia="Arial" w:cs="Arial"/>
+                <w:i w:val="false"/>
+                <w:b w:val="false"/>
+                <w:u w:val="none"/>
+                <w:strike w:val="false"/>
+                <w:sz w:val="18"/>
+                <w:szCs w:val="18"/>
+                <w:color w:val="000000"/>
+              </w:rPr>
+            </w:pPr>
+            <w:r>
+              <w:rPr>
+                <w:rFonts w:ascii="Arial" w:hAnsi="Arial" w:eastAsia="Arial" w:cs="Arial"/>
+                <w:i w:val="false"/>
+                <w:b w:val="false"/>
+                <w:u w:val="none"/>
+                <w:strike w:val="false"/>
+                <w:sz w:val="18"/>
+                <w:szCs w:val="18"/>
+                <w:color w:val="000000"/>
+              </w:rPr>
+              <w:t xml:space="preserve">24 (10.7)</w:t>
+            </w:r>
+          </w:p>
+        </w:tc>
+        <w:tc>
+          <w:tcPr>
+            <w:tcBorders>
+              <w:bottom w:val="single" w:sz="3" w:space="0" w:color="CCCCCC"/>
+              <w:top w:val="single" w:sz="3" w:space="0" w:color="CCCCCC"/>
+              <w:left w:val="single" w:sz="3" w:space="0" w:color="CCCCCC"/>
+              <w:right w:val="single" w:sz="8" w:space="0" w:color="666666"/>
+            </w:tcBorders>
+            <w:shd w:val="clear" w:color="auto" w:fill="FFFFFF"/>
+            <w:tcMar>
+              <w:top w:w="0" w:type="dxa"/>
+              <w:bottom w:w="0" w:type="dxa"/>
+              <w:left w:w="0" w:type="dxa"/>
+              <w:right w:w="0" w:type="dxa"/>
+            </w:tcMar>
+            <w:vAlign w:val="center"/>
+          </w:tcPr>
+          <w:p>
+            <w:pPr>
+              <w:pStyle w:val="Normal"/>
+              <w:jc w:val="center"/>
+              <w:pBdr>
+                <w:bottom w:val="none" w:sz="0" w:space="0" w:color="000000"/>
+                <w:top w:val="none" w:sz="0" w:space="0" w:color="000000"/>
+                <w:left w:val="none" w:sz="0" w:space="0" w:color="000000"/>
+                <w:right w:val="none" w:sz="0" w:space="0" w:color="000000"/>
+              </w:pBdr>
+              <w:spacing w:after="40" w:before="40" w:line="240"/>
+              <w:ind w:left="100" w:right="100" w:firstLine="0" w:firstLineChars="0"/>
+              <w:rPr>
+                <w:rFonts w:ascii="Arial" w:hAnsi="Arial" w:eastAsia="Arial" w:cs="Arial"/>
+                <w:i w:val="false"/>
+                <w:b w:val="false"/>
+                <w:u w:val="none"/>
+                <w:strike w:val="false"/>
+                <w:sz w:val="18"/>
+                <w:szCs w:val="18"/>
+                <w:color w:val="000000"/>
+              </w:rPr>
+            </w:pPr>
+            <w:r>
+              <w:rPr>
+                <w:rFonts w:ascii="Arial" w:hAnsi="Arial" w:eastAsia="Arial" w:cs="Arial"/>
+                <w:i w:val="false"/>
+                <w:b w:val="false"/>
+                <w:u w:val="none"/>
+                <w:strike w:val="false"/>
+                <w:sz w:val="18"/>
+                <w:szCs w:val="18"/>
+                <w:color w:val="000000"/>
+              </w:rPr>
+              <w:t xml:space="preserve">22 (9.8)</w:t>
+            </w:r>
+          </w:p>
+        </w:tc>
+      </w:tr>
+      <w:tr>
+        <w:trPr>
+          <w:trHeight w:val="360" w:hRule="auto"/>
+        </w:trPr>
+        <w:tc>
+          <w:tcPr>
+            <w:tcBorders>
+              <w:bottom w:val="single" w:sz="3" w:space="0" w:color="CCCCCC"/>
+              <w:top w:val="single" w:sz="3" w:space="0" w:color="CCCCCC"/>
+              <w:left w:val="single" w:sz="8" w:space="0" w:color="666666"/>
+              <w:right w:val="single" w:sz="3" w:space="0" w:color="CCCCCC"/>
+            </w:tcBorders>
+            <w:shd w:val="clear" w:color="auto" w:fill="FFFFFF"/>
+            <w:tcMar>
+              <w:top w:w="0" w:type="dxa"/>
+              <w:bottom w:w="0" w:type="dxa"/>
+              <w:left w:w="0" w:type="dxa"/>
+              <w:right w:w="0" w:type="dxa"/>
+            </w:tcMar>
+            <w:vAlign w:val="center"/>
+          </w:tcPr>
+          <w:p>
+            <w:pPr>
+              <w:pStyle w:val="Normal"/>
+              <w:jc w:val="left"/>
+              <w:pBdr>
+                <w:bottom w:val="none" w:sz="0" w:space="0" w:color="000000"/>
+                <w:top w:val="none" w:sz="0" w:space="0" w:color="000000"/>
+                <w:left w:val="none" w:sz="0" w:space="0" w:color="000000"/>
+                <w:right w:val="none" w:sz="0" w:space="0" w:color="000000"/>
+              </w:pBdr>
+              <w:spacing w:after="40" w:before="40" w:line="240"/>
+              <w:ind w:left="300" w:right="100" w:firstLine="0" w:firstLineChars="0"/>
+              <w:rPr>
+                <w:rFonts w:ascii="Arial" w:hAnsi="Arial" w:eastAsia="Arial" w:cs="Arial"/>
+                <w:i w:val="false"/>
+                <w:b w:val="false"/>
+                <w:u w:val="none"/>
+                <w:strike w:val="false"/>
+                <w:sz w:val="18"/>
+                <w:szCs w:val="18"/>
+                <w:color w:val="000000"/>
+              </w:rPr>
+            </w:pPr>
+            <w:r>
+              <w:rPr>
+                <w:rFonts w:ascii="Arial" w:hAnsi="Arial" w:eastAsia="Arial" w:cs="Arial"/>
+                <w:i w:val="false"/>
+                <w:b w:val="false"/>
+                <w:u w:val="none"/>
+                <w:strike w:val="false"/>
+                <w:sz w:val="18"/>
+                <w:szCs w:val="18"/>
+                <w:color w:val="000000"/>
+              </w:rPr>
+              <w:t xml:space="preserve">  NORMAL → ABNORMAL</w:t>
+            </w:r>
+          </w:p>
+        </w:tc>
+        <w:tc>
+          <w:tcPr>
+            <w:tcBorders>
+              <w:bottom w:val="single" w:sz="3" w:space="0" w:color="CCCCCC"/>
+              <w:top w:val="single" w:sz="3" w:space="0" w:color="CCCCCC"/>
+              <w:left w:val="single" w:sz="3" w:space="0" w:color="CCCCCC"/>
+              <w:right w:val="single" w:sz="3" w:space="0" w:color="CCCCCC"/>
+            </w:tcBorders>
+            <w:shd w:val="clear" w:color="auto" w:fill="FFFFFF"/>
+            <w:tcMar>
+              <w:top w:w="0" w:type="dxa"/>
+              <w:bottom w:w="0" w:type="dxa"/>
+              <w:left w:w="0" w:type="dxa"/>
+              <w:right w:w="0" w:type="dxa"/>
+            </w:tcMar>
+            <w:vAlign w:val="center"/>
+          </w:tcPr>
+          <w:p>
+            <w:pPr>
+              <w:pStyle w:val="Normal"/>
+              <w:jc w:val="center"/>
+              <w:pBdr>
+                <w:bottom w:val="none" w:sz="0" w:space="0" w:color="000000"/>
+                <w:top w:val="none" w:sz="0" w:space="0" w:color="000000"/>
+                <w:left w:val="none" w:sz="0" w:space="0" w:color="000000"/>
+                <w:right w:val="none" w:sz="0" w:space="0" w:color="000000"/>
+              </w:pBdr>
+              <w:spacing w:after="40" w:before="40" w:line="240"/>
+              <w:ind w:left="100" w:right="100" w:firstLine="0" w:firstLineChars="0"/>
+              <w:rPr>
+                <w:rFonts w:ascii="Arial" w:hAnsi="Arial" w:eastAsia="Arial" w:cs="Arial"/>
+                <w:i w:val="false"/>
+                <w:b w:val="false"/>
+                <w:u w:val="none"/>
+                <w:strike w:val="false"/>
+                <w:sz w:val="18"/>
+                <w:szCs w:val="18"/>
+                <w:color w:val="000000"/>
+              </w:rPr>
+            </w:pPr>
+            <w:r>
+              <w:rPr>
+                <w:rFonts w:ascii="Arial" w:hAnsi="Arial" w:eastAsia="Arial" w:cs="Arial"/>
+                <w:i w:val="false"/>
+                <w:b w:val="false"/>
+                <w:u w:val="none"/>
+                <w:strike w:val="false"/>
+                <w:sz w:val="18"/>
+                <w:szCs w:val="18"/>
+                <w:color w:val="000000"/>
+              </w:rPr>
+              <w:t xml:space="preserve">169 (75.1)</w:t>
+            </w:r>
+          </w:p>
+        </w:tc>
+        <w:tc>
+          <w:tcPr>
+            <w:tcBorders>
+              <w:bottom w:val="single" w:sz="3" w:space="0" w:color="CCCCCC"/>
+              <w:top w:val="single" w:sz="3" w:space="0" w:color="CCCCCC"/>
+              <w:left w:val="single" w:sz="3" w:space="0" w:color="CCCCCC"/>
+              <w:right w:val="single" w:sz="8" w:space="0" w:color="666666"/>
+            </w:tcBorders>
+            <w:shd w:val="clear" w:color="auto" w:fill="FFFFFF"/>
+            <w:tcMar>
+              <w:top w:w="0" w:type="dxa"/>
+              <w:bottom w:w="0" w:type="dxa"/>
+              <w:left w:w="0" w:type="dxa"/>
+              <w:right w:w="0" w:type="dxa"/>
+            </w:tcMar>
+            <w:vAlign w:val="center"/>
+          </w:tcPr>
+          <w:p>
+            <w:pPr>
+              <w:pStyle w:val="Normal"/>
+              <w:jc w:val="center"/>
+              <w:pBdr>
+                <w:bottom w:val="none" w:sz="0" w:space="0" w:color="000000"/>
+                <w:top w:val="none" w:sz="0" w:space="0" w:color="000000"/>
+                <w:left w:val="none" w:sz="0" w:space="0" w:color="000000"/>
+                <w:right w:val="none" w:sz="0" w:space="0" w:color="000000"/>
+              </w:pBdr>
+              <w:spacing w:after="40" w:before="40" w:line="240"/>
+              <w:ind w:left="100" w:right="100" w:firstLine="0" w:firstLineChars="0"/>
+              <w:rPr>
+                <w:rFonts w:ascii="Arial" w:hAnsi="Arial" w:eastAsia="Arial" w:cs="Arial"/>
+                <w:i w:val="false"/>
+                <w:b w:val="false"/>
+                <w:u w:val="none"/>
+                <w:strike w:val="false"/>
+                <w:sz w:val="18"/>
+                <w:szCs w:val="18"/>
+                <w:color w:val="000000"/>
+              </w:rPr>
+            </w:pPr>
+            <w:r>
+              <w:rPr>
+                <w:rFonts w:ascii="Arial" w:hAnsi="Arial" w:eastAsia="Arial" w:cs="Arial"/>
+                <w:i w:val="false"/>
+                <w:b w:val="false"/>
+                <w:u w:val="none"/>
+                <w:strike w:val="false"/>
+                <w:sz w:val="18"/>
+                <w:szCs w:val="18"/>
+                <w:color w:val="000000"/>
+              </w:rPr>
+              <w:t xml:space="preserve">172 (76.8)</w:t>
+            </w:r>
+          </w:p>
+        </w:tc>
+      </w:tr>
+      <w:tr>
+        <w:trPr>
+          <w:trHeight w:val="360" w:hRule="auto"/>
+        </w:trPr>
+        <w:tc>
+          <w:tcPr>
+            <w:tcBorders>
+              <w:bottom w:val="single" w:sz="3" w:space="0" w:color="CCCCCC"/>
+              <w:top w:val="single" w:sz="3" w:space="0" w:color="CCCCCC"/>
+              <w:left w:val="single" w:sz="8" w:space="0" w:color="666666"/>
+              <w:right w:val="single" w:sz="3" w:space="0" w:color="CCCCCC"/>
+            </w:tcBorders>
+            <w:shd w:val="clear" w:color="auto" w:fill="FFFFFF"/>
+            <w:tcMar>
+              <w:top w:w="0" w:type="dxa"/>
+              <w:bottom w:w="0" w:type="dxa"/>
+              <w:left w:w="0" w:type="dxa"/>
+              <w:right w:w="0" w:type="dxa"/>
+            </w:tcMar>
+            <w:vAlign w:val="center"/>
+          </w:tcPr>
+          <w:p>
+            <w:pPr>
+              <w:pStyle w:val="Normal"/>
+              <w:jc w:val="left"/>
+              <w:pBdr>
+                <w:bottom w:val="none" w:sz="0" w:space="0" w:color="000000"/>
+                <w:top w:val="none" w:sz="0" w:space="0" w:color="000000"/>
+                <w:left w:val="none" w:sz="0" w:space="0" w:color="000000"/>
+                <w:right w:val="none" w:sz="0" w:space="0" w:color="000000"/>
+              </w:pBdr>
+              <w:spacing w:after="40" w:before="40" w:line="240"/>
+              <w:ind w:left="300" w:right="100" w:firstLine="0" w:firstLineChars="0"/>
+              <w:rPr>
+                <w:rFonts w:ascii="Arial" w:hAnsi="Arial" w:eastAsia="Arial" w:cs="Arial"/>
+                <w:i w:val="false"/>
+                <w:b w:val="false"/>
+                <w:u w:val="none"/>
+                <w:strike w:val="false"/>
+                <w:sz w:val="18"/>
+                <w:szCs w:val="18"/>
+                <w:color w:val="000000"/>
+              </w:rPr>
+            </w:pPr>
+            <w:r>
+              <w:rPr>
+                <w:rFonts w:ascii="Arial" w:hAnsi="Arial" w:eastAsia="Arial" w:cs="Arial"/>
+                <w:i w:val="false"/>
+                <w:b w:val="false"/>
+                <w:u w:val="none"/>
+                <w:strike w:val="false"/>
+                <w:sz w:val="18"/>
+                <w:szCs w:val="18"/>
+                <w:color w:val="000000"/>
+              </w:rPr>
+              <w:t xml:space="preserve">  ABNORMAL → NORMAL</w:t>
+            </w:r>
+          </w:p>
+        </w:tc>
+        <w:tc>
+          <w:tcPr>
+            <w:tcBorders>
+              <w:bottom w:val="single" w:sz="3" w:space="0" w:color="CCCCCC"/>
+              <w:top w:val="single" w:sz="3" w:space="0" w:color="CCCCCC"/>
+              <w:left w:val="single" w:sz="3" w:space="0" w:color="CCCCCC"/>
+              <w:right w:val="single" w:sz="3" w:space="0" w:color="CCCCCC"/>
+            </w:tcBorders>
+            <w:shd w:val="clear" w:color="auto" w:fill="FFFFFF"/>
+            <w:tcMar>
+              <w:top w:w="0" w:type="dxa"/>
+              <w:bottom w:w="0" w:type="dxa"/>
+              <w:left w:w="0" w:type="dxa"/>
+              <w:right w:w="0" w:type="dxa"/>
+            </w:tcMar>
+            <w:vAlign w:val="center"/>
+          </w:tcPr>
+          <w:p>
+            <w:pPr>
+              <w:pStyle w:val="Normal"/>
+              <w:jc w:val="center"/>
+              <w:pBdr>
+                <w:bottom w:val="none" w:sz="0" w:space="0" w:color="000000"/>
+                <w:top w:val="none" w:sz="0" w:space="0" w:color="000000"/>
+                <w:left w:val="none" w:sz="0" w:space="0" w:color="000000"/>
+                <w:right w:val="none" w:sz="0" w:space="0" w:color="000000"/>
+              </w:pBdr>
+              <w:spacing w:after="40" w:before="40" w:line="240"/>
+              <w:ind w:left="100" w:right="100" w:firstLine="0" w:firstLineChars="0"/>
+              <w:rPr>
+                <w:rFonts w:ascii="Arial" w:hAnsi="Arial" w:eastAsia="Arial" w:cs="Arial"/>
+                <w:i w:val="false"/>
+                <w:b w:val="false"/>
+                <w:u w:val="none"/>
+                <w:strike w:val="false"/>
+                <w:sz w:val="18"/>
+                <w:szCs w:val="18"/>
+                <w:color w:val="000000"/>
+              </w:rPr>
+            </w:pPr>
+            <w:r>
+              <w:rPr>
+                <w:rFonts w:ascii="Arial" w:hAnsi="Arial" w:eastAsia="Arial" w:cs="Arial"/>
+                <w:i w:val="false"/>
+                <w:b w:val="false"/>
+                <w:u w:val="none"/>
+                <w:strike w:val="false"/>
+                <w:sz w:val="18"/>
+                <w:szCs w:val="18"/>
+                <w:color w:val="000000"/>
+              </w:rPr>
+              <w:t xml:space="preserve">2 (0.9)</w:t>
+            </w:r>
+          </w:p>
+        </w:tc>
+        <w:tc>
+          <w:tcPr>
+            <w:tcBorders>
+              <w:bottom w:val="single" w:sz="3" w:space="0" w:color="CCCCCC"/>
+              <w:top w:val="single" w:sz="3" w:space="0" w:color="CCCCCC"/>
+              <w:left w:val="single" w:sz="3" w:space="0" w:color="CCCCCC"/>
+              <w:right w:val="single" w:sz="8" w:space="0" w:color="666666"/>
+            </w:tcBorders>
+            <w:shd w:val="clear" w:color="auto" w:fill="FFFFFF"/>
+            <w:tcMar>
+              <w:top w:w="0" w:type="dxa"/>
+              <w:bottom w:w="0" w:type="dxa"/>
+              <w:left w:w="0" w:type="dxa"/>
+              <w:right w:w="0" w:type="dxa"/>
+            </w:tcMar>
+            <w:vAlign w:val="center"/>
+          </w:tcPr>
+          <w:p>
+            <w:pPr>
+              <w:pStyle w:val="Normal"/>
+              <w:jc w:val="center"/>
+              <w:pBdr>
+                <w:bottom w:val="none" w:sz="0" w:space="0" w:color="000000"/>
+                <w:top w:val="none" w:sz="0" w:space="0" w:color="000000"/>
+                <w:left w:val="none" w:sz="0" w:space="0" w:color="000000"/>
+                <w:right w:val="none" w:sz="0" w:space="0" w:color="000000"/>
+              </w:pBdr>
+              <w:spacing w:after="40" w:before="40" w:line="240"/>
+              <w:ind w:left="100" w:right="100" w:firstLine="0" w:firstLineChars="0"/>
+              <w:rPr>
+                <w:rFonts w:ascii="Arial" w:hAnsi="Arial" w:eastAsia="Arial" w:cs="Arial"/>
+                <w:i w:val="false"/>
+                <w:b w:val="false"/>
+                <w:u w:val="none"/>
+                <w:strike w:val="false"/>
+                <w:sz w:val="18"/>
+                <w:szCs w:val="18"/>
+                <w:color w:val="000000"/>
+              </w:rPr>
+            </w:pPr>
+            <w:r>
+              <w:rPr>
+                <w:rFonts w:ascii="Arial" w:hAnsi="Arial" w:eastAsia="Arial" w:cs="Arial"/>
+                <w:i w:val="false"/>
+                <w:b w:val="false"/>
+                <w:u w:val="none"/>
+                <w:strike w:val="false"/>
+                <w:sz w:val="18"/>
+                <w:szCs w:val="18"/>
+                <w:color w:val="000000"/>
+              </w:rPr>
+              <w:t xml:space="preserve">1 (0.4)</w:t>
+            </w:r>
+          </w:p>
+        </w:tc>
+      </w:tr>
+      <w:tr>
+        <w:trPr>
+          <w:trHeight w:val="360" w:hRule="auto"/>
+        </w:trPr>
+        <w:tc>
+          <w:tcPr>
+            <w:tcBorders>
+              <w:bottom w:val="single" w:sz="3" w:space="0" w:color="CCCCCC"/>
+              <w:top w:val="single" w:sz="3" w:space="0" w:color="CCCCCC"/>
+              <w:left w:val="single" w:sz="8" w:space="0" w:color="666666"/>
+              <w:right w:val="single" w:sz="3" w:space="0" w:color="CCCCCC"/>
+            </w:tcBorders>
+            <w:shd w:val="clear" w:color="auto" w:fill="FFFFFF"/>
+            <w:tcMar>
+              <w:top w:w="0" w:type="dxa"/>
+              <w:bottom w:w="0" w:type="dxa"/>
+              <w:left w:w="0" w:type="dxa"/>
+              <w:right w:w="0" w:type="dxa"/>
+            </w:tcMar>
+            <w:vAlign w:val="center"/>
+          </w:tcPr>
+          <w:p>
+            <w:pPr>
+              <w:pStyle w:val="Normal"/>
+              <w:jc w:val="left"/>
+              <w:pBdr>
+                <w:bottom w:val="none" w:sz="0" w:space="0" w:color="000000"/>
+                <w:top w:val="none" w:sz="0" w:space="0" w:color="000000"/>
+                <w:left w:val="none" w:sz="0" w:space="0" w:color="000000"/>
+                <w:right w:val="none" w:sz="0" w:space="0" w:color="000000"/>
+              </w:pBdr>
+              <w:spacing w:after="40" w:before="40" w:line="240"/>
+              <w:ind w:left="300" w:right="100" w:firstLine="0" w:firstLineChars="0"/>
+              <w:rPr>
+                <w:rFonts w:ascii="Arial" w:hAnsi="Arial" w:eastAsia="Arial" w:cs="Arial"/>
+                <w:i w:val="false"/>
+                <w:b w:val="false"/>
+                <w:u w:val="none"/>
+                <w:strike w:val="false"/>
+                <w:sz w:val="18"/>
+                <w:szCs w:val="18"/>
+                <w:color w:val="000000"/>
+              </w:rPr>
+            </w:pPr>
+            <w:r>
+              <w:rPr>
+                <w:rFonts w:ascii="Arial" w:hAnsi="Arial" w:eastAsia="Arial" w:cs="Arial"/>
+                <w:i w:val="false"/>
+                <w:b w:val="false"/>
+                <w:u w:val="none"/>
+                <w:strike w:val="false"/>
+                <w:sz w:val="18"/>
+                <w:szCs w:val="18"/>
+                <w:color w:val="000000"/>
+              </w:rPr>
+              <w:t xml:space="preserve">  ABNORMAL → ABNORMAL</w:t>
+            </w:r>
+          </w:p>
+        </w:tc>
+        <w:tc>
+          <w:tcPr>
+            <w:tcBorders>
+              <w:bottom w:val="single" w:sz="3" w:space="0" w:color="CCCCCC"/>
+              <w:top w:val="single" w:sz="3" w:space="0" w:color="CCCCCC"/>
+              <w:left w:val="single" w:sz="3" w:space="0" w:color="CCCCCC"/>
+              <w:right w:val="single" w:sz="3" w:space="0" w:color="CCCCCC"/>
+            </w:tcBorders>
+            <w:shd w:val="clear" w:color="auto" w:fill="FFFFFF"/>
+            <w:tcMar>
+              <w:top w:w="0" w:type="dxa"/>
+              <w:bottom w:w="0" w:type="dxa"/>
+              <w:left w:w="0" w:type="dxa"/>
+              <w:right w:w="0" w:type="dxa"/>
+            </w:tcMar>
+            <w:vAlign w:val="center"/>
+          </w:tcPr>
+          <w:p>
+            <w:pPr>
+              <w:pStyle w:val="Normal"/>
+              <w:jc w:val="center"/>
+              <w:pBdr>
+                <w:bottom w:val="none" w:sz="0" w:space="0" w:color="000000"/>
+                <w:top w:val="none" w:sz="0" w:space="0" w:color="000000"/>
+                <w:left w:val="none" w:sz="0" w:space="0" w:color="000000"/>
+                <w:right w:val="none" w:sz="0" w:space="0" w:color="000000"/>
+              </w:pBdr>
+              <w:spacing w:after="40" w:before="40" w:line="240"/>
+              <w:ind w:left="100" w:right="100" w:firstLine="0" w:firstLineChars="0"/>
+              <w:rPr>
+                <w:rFonts w:ascii="Arial" w:hAnsi="Arial" w:eastAsia="Arial" w:cs="Arial"/>
+                <w:i w:val="false"/>
+                <w:b w:val="false"/>
+                <w:u w:val="none"/>
+                <w:strike w:val="false"/>
+                <w:sz w:val="18"/>
+                <w:szCs w:val="18"/>
+                <w:color w:val="000000"/>
+              </w:rPr>
+            </w:pPr>
+            <w:r>
+              <w:rPr>
+                <w:rFonts w:ascii="Arial" w:hAnsi="Arial" w:eastAsia="Arial" w:cs="Arial"/>
+                <w:i w:val="false"/>
+                <w:b w:val="false"/>
+                <w:u w:val="none"/>
+                <w:strike w:val="false"/>
+                <w:sz w:val="18"/>
+                <w:szCs w:val="18"/>
+                <w:color w:val="000000"/>
+              </w:rPr>
+              <w:t xml:space="preserve">30 (13.3)</w:t>
+            </w:r>
+          </w:p>
+        </w:tc>
+        <w:tc>
+          <w:tcPr>
+            <w:tcBorders>
+              <w:bottom w:val="single" w:sz="3" w:space="0" w:color="CCCCCC"/>
+              <w:top w:val="single" w:sz="3" w:space="0" w:color="CCCCCC"/>
+              <w:left w:val="single" w:sz="3" w:space="0" w:color="CCCCCC"/>
+              <w:right w:val="single" w:sz="8" w:space="0" w:color="666666"/>
+            </w:tcBorders>
+            <w:shd w:val="clear" w:color="auto" w:fill="FFFFFF"/>
+            <w:tcMar>
+              <w:top w:w="0" w:type="dxa"/>
+              <w:bottom w:w="0" w:type="dxa"/>
+              <w:left w:w="0" w:type="dxa"/>
+              <w:right w:w="0" w:type="dxa"/>
+            </w:tcMar>
+            <w:vAlign w:val="center"/>
+          </w:tcPr>
+          <w:p>
+            <w:pPr>
+              <w:pStyle w:val="Normal"/>
+              <w:jc w:val="center"/>
+              <w:pBdr>
+                <w:bottom w:val="none" w:sz="0" w:space="0" w:color="000000"/>
+                <w:top w:val="none" w:sz="0" w:space="0" w:color="000000"/>
+                <w:left w:val="none" w:sz="0" w:space="0" w:color="000000"/>
+                <w:right w:val="none" w:sz="0" w:space="0" w:color="000000"/>
+              </w:pBdr>
+              <w:spacing w:after="40" w:before="40" w:line="240"/>
+              <w:ind w:left="100" w:right="100" w:firstLine="0" w:firstLineChars="0"/>
+              <w:rPr>
+                <w:rFonts w:ascii="Arial" w:hAnsi="Arial" w:eastAsia="Arial" w:cs="Arial"/>
+                <w:i w:val="false"/>
+                <w:b w:val="false"/>
+                <w:u w:val="none"/>
+                <w:strike w:val="false"/>
+                <w:sz w:val="18"/>
+                <w:szCs w:val="18"/>
+                <w:color w:val="000000"/>
+              </w:rPr>
+            </w:pPr>
+            <w:r>
+              <w:rPr>
+                <w:rFonts w:ascii="Arial" w:hAnsi="Arial" w:eastAsia="Arial" w:cs="Arial"/>
+                <w:i w:val="false"/>
+                <w:b w:val="false"/>
+                <w:u w:val="none"/>
+                <w:strike w:val="false"/>
+                <w:sz w:val="18"/>
+                <w:szCs w:val="18"/>
+                <w:color w:val="000000"/>
+              </w:rPr>
+              <w:t xml:space="preserve">29 (12.9)</w:t>
             </w:r>
           </w:p>
         </w:tc>
